--- a/press/downloads/fr/BiSi_PressRelease_FR.docx
+++ b/press/downloads/fr/BiSi_PressRelease_FR.docx
@@ -236,7 +236,7 @@
     </w:p>
     <w:p>
       <w:r>
-        <w:t>Fiche produit, histoire du fondateur, captures d’écran en quatre langues, icône et logo sont disponibles au téléchargement. Une vidéo promotionnelle suivra. Les rédactions peuvent obtenir un accès test sur demande ; pour un test représentatif, nous recommandons au moins 3 appareils.</w:t>
+        <w:t>Fiche produit, histoire du fondateur, captures d’écran et vidéo promotionnelle (16:9 et 9:16) en quatre langues, ainsi que l’icône et le logo, sont disponibles au téléchargement sur www.buzzitsay.it/press. Les rédactions peuvent obtenir un accès test sur demande ; pour un test représentatif, nous recommandons au moins 3 appareils.</w:t>
       </w:r>
     </w:p>
     <w:p>
@@ -248,6 +248,19 @@
       </w:r>
       <w:r>
         <w:t>Martin Bechtold · hello@buzzitsay.it · www.buzzitsay.it</w:t>
+      </w:r>
+    </w:p>
+    <w:p>
+      <w:pPr>
+        <w:pStyle w:val="Heading3"/>
+      </w:pPr>
+      <w:r>
+        <w:t>Aussi de Martin Bechtold</w:t>
+      </w:r>
+    </w:p>
+    <w:p>
+      <w:r>
+        <w:t>PantoMeGo est une app de mime pour familles et enfants sur iPhone et iPad. Trois niveaux de difficulté – Bambini (3–5 ans), Explorateur (6–8 ans) et Pros (9+) –, cinq catégories et quatre langues la rendent accessible à tous les âges. Pas besoin d’internet, pas de pub, pas de pistage. Le téléphone n’affiche que le mot – le jeu se joue avec le corps, les expressions et beaucoup de rires. www.pantomego.app</w:t>
       </w:r>
     </w:p>
     <w:p>

--- a/press/downloads/fr/BiSi_PressRelease_FR.docx
+++ b/press/downloads/fr/BiSi_PressRelease_FR.docx
@@ -231,12 +231,12 @@
         <w:pStyle w:val="Heading2"/>
       </w:pPr>
       <w:r>
-        <w:t>Kit presse et accès test</w:t>
+        <w:t>Kit presse et accès TestFlight</w:t>
       </w:r>
     </w:p>
     <w:p>
       <w:r>
-        <w:t>Fiche produit, histoire du fondateur, captures d’écran et vidéo promotionnelle (16:9 et 9:16) en quatre langues, ainsi que l’icône et le logo, sont disponibles au téléchargement sur www.buzzitsay.it/press. Les rédactions peuvent obtenir un accès test sur demande ; pour un test représentatif, nous recommandons au moins 3 appareils.</w:t>
+        <w:t>Fiche produit, histoire du fondateur, captures d’écran et vidéo promotionnelle (16:9 et 9:16) en quatre langues, ainsi que l’icône et le logo, sont disponibles au téléchargement sur www.buzzitsay.it/press. Les rédactions peuvent tester BiSi (version 45) directement via TestFlight : https://testflight.apple.com/join/yANVqwV1 – pour un test représentatif, nous recommandons au moins 3 appareils.</w:t>
       </w:r>
     </w:p>
     <w:p>
